--- a/parcial-2-bd-supabase-auth/semana-07/README.docx
+++ b/parcial-2-bd-supabase-auth/semana-07/README.docx
@@ -2,7 +2,7 @@
 <file path=word/document.xml><?xml version="1.0" encoding="utf-8"?>
 <w:document xmlns:w="http://schemas.openxmlformats.org/wordprocessingml/2006/main" xmlns:m="http://schemas.openxmlformats.org/officeDocument/2006/math" xmlns:r="http://schemas.openxmlformats.org/officeDocument/2006/relationships" xmlns:o="urn:schemas-microsoft-com:office:office" xmlns:v="urn:schemas-microsoft-com:vml" xmlns:w10="urn:schemas-microsoft-com:office:word" xmlns:a="http://schemas.openxmlformats.org/drawingml/2006/main" xmlns:pic="http://schemas.openxmlformats.org/drawingml/2006/picture" xmlns:wp="http://schemas.openxmlformats.org/drawingml/2006/wordprocessingDrawing">
   <w:body>
-    <w:bookmarkStart w:id="9" w:name="semana-7-5-9-oct--programación-web"/>
+    <w:bookmarkStart w:id="9" w:name="semana-7-5-9-oct-programación-web"/>
     <w:p>
       <w:pPr>
         <w:pStyle w:val="Heading1"/>
@@ -164,22 +164,28 @@
           <w:b/>
           <w:bCs/>
         </w:rPr>
-        <w:t xml:space="preserve">Archivos base:</w:t>
-      </w:r>
-      <w:r>
-        <w:t xml:space="preserve"> </w:t>
+        <w:t xml:space="preserve">Material de esta semana (</w:t>
       </w:r>
       <w:r>
         <w:rPr>
           <w:rStyle w:val="VerbatimChar"/>
-        </w:rPr>
-        <w:t xml:space="preserve">base/mini-servidor-express/</w:t>
-      </w:r>
-      <w:r>
-        <w:t xml:space="preserve"> </w:t>
-      </w:r>
-      <w:r>
-        <w:t xml:space="preserve">(carpetas</w:t>
+          <w:b/>
+          <w:bCs/>
+        </w:rPr>
+        <w:t xml:space="preserve">base/</w:t>
+      </w:r>
+      <w:r>
+        <w:rPr>
+          <w:b/>
+          <w:bCs/>
+        </w:rPr>
+        <w:t xml:space="preserve">):</w:t>
+      </w:r>
+      <w:r>
+        <w:t xml:space="preserve"> </w:t>
+      </w:r>
+      <w:r>
+        <w:t xml:space="preserve">-</w:t>
       </w:r>
       <w:r>
         <w:t xml:space="preserve"> </w:t>
@@ -188,10 +194,16 @@
         <w:rPr>
           <w:rStyle w:val="VerbatimChar"/>
         </w:rPr>
-        <w:t xml:space="preserve">routes/</w:t>
-      </w:r>
-      <w:r>
-        <w:t xml:space="preserve">,</w:t>
+        <w:t xml:space="preserve">mini-servidor-express/</w:t>
+      </w:r>
+      <w:r>
+        <w:t xml:space="preserve">: la estructura MVC vacía (rutas, controlador y modelo); tú la llenas.</w:t>
+      </w:r>
+      <w:r>
+        <w:t xml:space="preserve"> </w:t>
+      </w:r>
+      <w:r>
+        <w:t xml:space="preserve">-</w:t>
       </w:r>
       <w:r>
         <w:t xml:space="preserve"> </w:t>
@@ -200,10 +212,10 @@
         <w:rPr>
           <w:rStyle w:val="VerbatimChar"/>
         </w:rPr>
-        <w:t xml:space="preserve">controllers/</w:t>
-      </w:r>
-      <w:r>
-        <w:t xml:space="preserve">,</w:t>
+        <w:t xml:space="preserve">mini-proyecto-next/</w:t>
+      </w:r>
+      <w:r>
+        <w:t xml:space="preserve">: Copia el contenido de</w:t>
       </w:r>
       <w:r>
         <w:t xml:space="preserve"> </w:t>
@@ -212,13 +224,55 @@
         <w:rPr>
           <w:rStyle w:val="VerbatimChar"/>
         </w:rPr>
-        <w:t xml:space="preserve">models/</w:t>
-      </w:r>
-      <w:r>
-        <w:t xml:space="preserve"> </w:t>
-      </w:r>
-      <w:r>
-        <w:t xml:space="preserve">con andamiaje vacío).</w:t>
+        <w:t xml:space="preserve">base/mini-proyecto-next/</w:t>
+      </w:r>
+      <w:r>
+        <w:t xml:space="preserve"> </w:t>
+      </w:r>
+      <w:r>
+        <w:t xml:space="preserve">encima de tu app (la misma desde la semana 6). Trae</w:t>
+      </w:r>
+      <w:r>
+        <w:t xml:space="preserve"> </w:t>
+      </w:r>
+      <w:r>
+        <w:rPr>
+          <w:rStyle w:val="VerbatimChar"/>
+        </w:rPr>
+        <w:t xml:space="preserve">pages/mini-servidor.js</w:t>
+      </w:r>
+      <w:r>
+        <w:t xml:space="preserve"> </w:t>
+      </w:r>
+      <w:r>
+        <w:t xml:space="preserve">ya hecha, que lista y guarda mensajes con</w:t>
+      </w:r>
+      <w:r>
+        <w:t xml:space="preserve"> </w:t>
+      </w:r>
+      <w:r>
+        <w:rPr>
+          <w:rStyle w:val="VerbatimChar"/>
+        </w:rPr>
+        <w:t xml:space="preserve">GET /mensajes</w:t>
+      </w:r>
+      <w:r>
+        <w:t xml:space="preserve"> </w:t>
+      </w:r>
+      <w:r>
+        <w:t xml:space="preserve">y</w:t>
+      </w:r>
+      <w:r>
+        <w:t xml:space="preserve"> </w:t>
+      </w:r>
+      <w:r>
+        <w:rPr>
+          <w:rStyle w:val="VerbatimChar"/>
+        </w:rPr>
+        <w:t xml:space="preserve">POST /mensajes</w:t>
+      </w:r>
+      <w:r>
+        <w:t xml:space="preserve">, y el menú actualizado. Úsala para probar tu MVC: si tus endpoints funcionan, la página los muestra.</w:t>
       </w:r>
     </w:p>
     <w:p>
